--- a/docs/最新版/03_営業関係/00_README.docx
+++ b/docs/最新版/03_営業関係/00_README.docx
@@ -36,7 +36,7 @@
           <w:color w:val="111827"/>
           <w:sz w:val="20"/>
         </w:rPr>
-        <w:t>工務店10社への MVP 説明と営業活動全般</w:t>
+        <w:t>工務店への MVP 説明と営業活動全般</w:t>
       </w:r>
       <w:r>
         <w:rPr>
@@ -44,7 +44,7 @@
           <w:color w:val="111827"/>
           <w:sz w:val="20"/>
         </w:rPr>
-        <w:t xml:space="preserve"> に必要な資料一式。</w:t>
+        <w:t xml:space="preserve"> に必要な資料一式。料金モデル v2 (全員同一料金) に準拠。</w:t>
       </w:r>
     </w:p>
     <w:p/>
@@ -109,7 +109,7 @@
           <w:b w:val="0"/>
           <w:sz w:val="20"/>
         </w:rPr>
-        <w:t xml:space="preserve"> — 工務店様への MVP 版説明スライド（19 スライド）</w:t>
+        <w:t xml:space="preserve"> — 工務店様への MVP 版説明スライド (19 スライド)</w:t>
       </w:r>
     </w:p>
     <w:p>
@@ -128,7 +128,7 @@
           <w:b w:val="0"/>
           <w:sz w:val="20"/>
         </w:rPr>
-        <w:t xml:space="preserve"> — Phase 1〜5 の料金一覧と10社優遇</w:t>
+        <w:t xml:space="preserve"> — Phase 1〜5 の料金一覧 (全員同一)</w:t>
       </w:r>
     </w:p>
     <w:p>
@@ -147,7 +147,7 @@
           <w:b w:val="0"/>
           <w:sz w:val="20"/>
         </w:rPr>
-        <w:t xml:space="preserve"> — よくある質問20問の回答テンプレート</w:t>
+        <w:t xml:space="preserve"> — よくある質問 20 問の回答テンプレート</w:t>
       </w:r>
     </w:p>
     <w:p/>
@@ -160,7 +160,7 @@
           <w:color w:val="E8740C"/>
           <w:sz w:val="24"/>
         </w:rPr>
-        <w:t>提案書（サブフォルダ: 提案書/）</w:t>
+        <w:t>提案書 (提案書/)</w:t>
       </w:r>
     </w:p>
     <w:p/>
@@ -180,7 +180,7 @@
           <w:b w:val="0"/>
           <w:sz w:val="20"/>
         </w:rPr>
-        <w:t xml:space="preserve"> — 工務店向けセールスデッキ（20 スライド、段階的成長プラン付き）</w:t>
+        <w:t xml:space="preserve"> — 工務店向けセールスデッキ</w:t>
       </w:r>
     </w:p>
     <w:p>
@@ -192,14 +192,14 @@
           <w:b/>
           <w:sz w:val="20"/>
         </w:rPr>
-        <w:t>ぺいほーむ企画概要_工務店向け.pptx</w:t>
+        <w:t>ぺいほーむ企画概要_工務店向け_pre-MVP版.pptx</w:t>
       </w:r>
       <w:r>
         <w:rPr>
           <w:b w:val="0"/>
           <w:sz w:val="20"/>
         </w:rPr>
-        <w:t xml:space="preserve"> — 企画概要の短尺版</w:t>
+        <w:t xml:space="preserve"> — 参考・旧版</w:t>
       </w:r>
     </w:p>
     <w:p>
@@ -211,14 +211,14 @@
           <w:b/>
           <w:sz w:val="20"/>
         </w:rPr>
-        <w:t>営業提案書_v2.pptx</w:t>
+        <w:t>営業提案書_v2_pre-MVP版.pptx</w:t>
       </w:r>
       <w:r>
         <w:rPr>
           <w:b w:val="0"/>
           <w:sz w:val="20"/>
         </w:rPr>
-        <w:t xml:space="preserve"> — 営業向け総合提案書</w:t>
+        <w:t xml:space="preserve"> — 参考・旧版</w:t>
       </w:r>
     </w:p>
     <w:p/>
@@ -231,7 +231,7 @@
           <w:color w:val="E8740C"/>
           <w:sz w:val="24"/>
         </w:rPr>
-        <w:t>スクリプト・マニュアル（サブフォルダ: スクリプト・マニュアル/）</w:t>
+        <w:t>スクリプト・マニュアル (スクリプト・マニュアル/)</w:t>
       </w:r>
     </w:p>
     <w:p/>
@@ -246,13 +246,6 @@
         </w:rPr>
         <w:t>テレアポスクリプト・反論対応集.docx</w:t>
       </w:r>
-      <w:r>
-        <w:rPr>
-          <w:b w:val="0"/>
-          <w:sz w:val="20"/>
-        </w:rPr>
-        <w:t xml:space="preserve"> — 電話営業のトークスクリプトとQ&amp;A</w:t>
-      </w:r>
     </w:p>
     <w:p>
       <w:pPr>
@@ -265,13 +258,6 @@
         </w:rPr>
         <w:t>撮影・記事・施工事例共有マニュアル.docx</w:t>
       </w:r>
-      <w:r>
-        <w:rPr>
-          <w:b w:val="0"/>
-          <w:sz w:val="20"/>
-        </w:rPr>
-        <w:t xml:space="preserve"> — コンテンツ作成時の工務店との連携マニュアル</w:t>
-      </w:r>
     </w:p>
     <w:p/>
     <w:p>
@@ -283,7 +269,7 @@
           <w:color w:val="E8740C"/>
           <w:sz w:val="24"/>
         </w:rPr>
-        <w:t>営業管理シート（サブフォルダ: 営業管理シート/）</w:t>
+        <w:t>営業管理シート (営業管理シート/)</w:t>
       </w:r>
     </w:p>
     <w:p/>
@@ -303,7 +289,7 @@
           <w:b w:val="0"/>
           <w:sz w:val="20"/>
         </w:rPr>
-        <w:t xml:space="preserve"> — 10社選定の基準と評価表</w:t>
+        <w:t xml:space="preserve"> — 10 社選定の基準と評価表</w:t>
       </w:r>
     </w:p>
     <w:p>
@@ -322,7 +308,7 @@
           <w:b w:val="0"/>
           <w:sz w:val="20"/>
         </w:rPr>
-        <w:t xml:space="preserve"> — 有望15社のトラッキング</w:t>
+        <w:t xml:space="preserve"> — 有望 15 社のトラッキング</w:t>
       </w:r>
     </w:p>
     <w:p>
@@ -336,13 +322,6 @@
         </w:rPr>
         <w:t>営業管理（テレアポ・戦略・料金）.xlsx</w:t>
       </w:r>
-      <w:r>
-        <w:rPr>
-          <w:b w:val="0"/>
-          <w:sz w:val="20"/>
-        </w:rPr>
-        <w:t xml:space="preserve"> — テレアポ進捗・料金交渉履歴</w:t>
-      </w:r>
     </w:p>
     <w:p>
       <w:pPr>
@@ -354,13 +333,6 @@
           <w:sz w:val="20"/>
         </w:rPr>
         <w:t>営業管理（工務店ヒアリング・ペルソナ）.xlsx</w:t>
-      </w:r>
-      <w:r>
-        <w:rPr>
-          <w:b w:val="0"/>
-          <w:sz w:val="20"/>
-        </w:rPr>
-        <w:t xml:space="preserve"> — ヒアリング内容とペルソナ整理</w:t>
       </w:r>
     </w:p>
     <w:p/>
@@ -435,7 +407,7 @@
                 <w:b w:val="0"/>
                 <w:sz w:val="18"/>
               </w:rPr>
-              <w:t>初回電話（アポ取り）</w:t>
+              <w:t>初回電話 (アポ取り)</w:t>
             </w:r>
           </w:p>
         </w:tc>
@@ -467,7 +439,7 @@
                 <w:b w:val="0"/>
                 <w:sz w:val="18"/>
               </w:rPr>
-              <w:t>初回訪問（説明）</w:t>
+              <w:t>初回訪問 (説明)</w:t>
             </w:r>
           </w:p>
         </w:tc>
@@ -578,7 +550,7 @@
                 <w:b w:val="0"/>
                 <w:sz w:val="18"/>
               </w:rPr>
-              <w:t>05_契約書/ フォルダの契約書</w:t>
+              <w:t>05_契約書/ のマーケティング支援契約書 or 掲載契約書</w:t>
             </w:r>
           </w:p>
         </w:tc>
@@ -595,7 +567,7 @@
                 <w:b w:val="0"/>
                 <w:sz w:val="18"/>
               </w:rPr>
-              <w:t>撮影プラン案内 (Phase 2 以降)</w:t>
+              <w:t>撮影プラン案内 (Phase 2〜)</w:t>
             </w:r>
           </w:p>
         </w:tc>
@@ -615,70 +587,6 @@
           </w:p>
         </w:tc>
       </w:tr>
-      <w:tr>
-        <w:tc>
-          <w:tcPr>
-            <w:tcW w:type="dxa" w:w="4320"/>
-          </w:tcPr>
-          <w:p>
-            <w:r/>
-            <w:r>
-              <w:rPr>
-                <w:b w:val="0"/>
-                <w:sz w:val="18"/>
-              </w:rPr>
-              <w:t>社内管理・進捗</w:t>
-            </w:r>
-          </w:p>
-        </w:tc>
-        <w:tc>
-          <w:tcPr>
-            <w:tcW w:type="dxa" w:w="4320"/>
-          </w:tcPr>
-          <w:p>
-            <w:r/>
-            <w:r>
-              <w:rPr>
-                <w:b w:val="0"/>
-                <w:sz w:val="18"/>
-              </w:rPr>
-              <w:t>営業管理シート</w:t>
-            </w:r>
-          </w:p>
-        </w:tc>
-      </w:tr>
-      <w:tr>
-        <w:tc>
-          <w:tcPr>
-            <w:tcW w:type="dxa" w:w="4320"/>
-          </w:tcPr>
-          <w:p>
-            <w:r/>
-            <w:r>
-              <w:rPr>
-                <w:b w:val="0"/>
-                <w:sz w:val="18"/>
-              </w:rPr>
-              <w:t>選定プロセス</w:t>
-            </w:r>
-          </w:p>
-        </w:tc>
-        <w:tc>
-          <w:tcPr>
-            <w:tcW w:type="dxa" w:w="4320"/>
-          </w:tcPr>
-          <w:p>
-            <w:r/>
-            <w:r>
-              <w:rPr>
-                <w:b w:val="0"/>
-                <w:sz w:val="18"/>
-              </w:rPr>
-              <w:t>selection-criteria.xlsx</w:t>
-            </w:r>
-          </w:p>
-        </w:tc>
-      </w:tr>
     </w:tbl>
     <w:p/>
     <w:p>
@@ -690,7 +598,7 @@
           <w:color w:val="3D2200"/>
           <w:sz w:val="28"/>
         </w:rPr>
-        <w:t>営業フロー（Phase 1）</w:t>
+        <w:t>営業フロー (Phase 1)</w:t>
       </w:r>
     </w:p>
     <w:p/>
@@ -710,7 +618,7 @@
           <w:b w:val="0"/>
           <w:sz w:val="20"/>
         </w:rPr>
-        <w:t xml:space="preserve"> — YouTube チャンネル / 既存人脈 / 10社ロングリスト</w:t>
+        <w:t xml:space="preserve"> — YouTube チャンネル / 既存人脈 / 10 社ロングリスト</w:t>
       </w:r>
     </w:p>
     <w:p>
@@ -805,7 +713,7 @@
           <w:b w:val="0"/>
           <w:sz w:val="20"/>
         </w:rPr>
-        <w:t xml:space="preserve"> — 料金プラン_MVP版.docx</w:t>
+        <w:t xml:space="preserve"> — 料金プラン_MVP版.docx (全員同一、¥50,000/件〜)</w:t>
       </w:r>
     </w:p>
     <w:p>
@@ -869,14 +777,52 @@
           <w:b/>
           <w:sz w:val="20"/>
         </w:rPr>
-        <w:t>永続優遇を明言</w:t>
+        <w:t>全員同一料金</w:t>
       </w:r>
       <w:r>
         <w:rPr>
           <w:b w:val="0"/>
           <w:sz w:val="20"/>
         </w:rPr>
-        <w:t xml:space="preserve"> — 既存10社は永続的に市場価格の 50% OFF</w:t>
+        <w:t xml:space="preserve"> — 10 社と新規で料金差はない (料金モデル v2)</w:t>
+      </w:r>
+    </w:p>
+    <w:p>
+      <w:pPr>
+        <w:pStyle w:val="ListBullet"/>
+      </w:pPr>
+      <w:r>
+        <w:rPr>
+          <w:b/>
+          <w:sz w:val="20"/>
+        </w:rPr>
+        <w:t>10 社の優遇は AI 診断の優先送客のみ</w:t>
+      </w:r>
+      <w:r>
+        <w:rPr>
+          <w:b w:val="0"/>
+          <w:sz w:val="20"/>
+        </w:rPr>
+        <w:t xml:space="preserve"> — 料金優遇ゼロ</w:t>
+      </w:r>
+    </w:p>
+    <w:p>
+      <w:pPr>
+        <w:pStyle w:val="ListBullet"/>
+      </w:pPr>
+      <w:r>
+        <w:rPr>
+          <w:b/>
+          <w:sz w:val="20"/>
+        </w:rPr>
+        <w:t>成果報酬 3% は Phase 3 から</w:t>
+      </w:r>
+      <w:r>
+        <w:rPr>
+          <w:b w:val="0"/>
+          <w:sz w:val="20"/>
+        </w:rPr>
+        <w:t xml:space="preserve"> — 無料相談 / AI 診断 / 会員登録済みユーザーの成約のみ対象</w:t>
       </w:r>
     </w:p>
     <w:p>
@@ -895,7 +841,7 @@
           <w:b w:val="0"/>
           <w:sz w:val="20"/>
         </w:rPr>
-        <w:t xml:space="preserve"> — 営業圧力ゼロ戦略（01_事業戦略・計画/営業圧力ゼロ戦略.md 参照）</w:t>
+        <w:t xml:space="preserve"> — 営業圧力ゼロ戦略</w:t>
       </w:r>
     </w:p>
     <w:p>
@@ -933,7 +879,7 @@
           <w:b w:val="0"/>
           <w:sz w:val="20"/>
         </w:rPr>
-        <w:t xml:space="preserve"> — 口約束は一切残さない</w:t>
+        <w:t xml:space="preserve"> — 口約束は残さない</w:t>
       </w:r>
     </w:p>
     <w:p/>
